--- a/example_articles/states/Hawaii/3.states_Hawaii_New_York_Times.docx
+++ b/example_articles/states/Hawaii/3.states_Hawaii_New_York_Times.docx
@@ -7,7 +7,7 @@
         <w:pStyle w:val="Heading1"/>
       </w:pPr>
       <w:r>
-        <w:t>Big Island, Big Fish</w:t>
+        <w:t>Academics Analyze TV As If Soaps Were Opera</w:t>
       </w:r>
     </w:p>
     <w:p>
@@ -17,22 +17,22 @@
     </w:p>
     <w:p>
       <w:r>
-        <w:t>Date: 2014-12-07</w:t>
+        <w:t>Date: 1988-07-22</w:t>
       </w:r>
     </w:p>
     <w:p>
       <w:r>
-        <w:t>Section: Section TR; Column 0; Travel Desk; Pg. 4; PURSUITS</w:t>
+        <w:t>Section: Section C; Page 26, Column 5; Cultural Desk</w:t>
       </w:r>
     </w:p>
     <w:p>
       <w:r>
-        <w:t>Source file: NYT/42.DOCX</w:t>
+        <w:t>Source file: NYT/16.DOCX</w:t>
       </w:r>
     </w:p>
     <w:p>
       <w:r>
-        <w:t>Raw locations result, 'locations': ['Hawaii']</w:t>
+        <w:t>Raw locations result, 'locations': ['Hawaii', 'NA']</w:t>
       </w:r>
     </w:p>
     <w:p>
@@ -49,120 +49,41 @@
     </w:p>
     <w:p>
       <w:r>
-        <w:t>The ulua, also known as a giant trevally, or G.T., is a brute among fish. It's linebacker-shaped, all blunt forehead and blocky torso, with the thin, bladelike fins of a high-speed ocean predator. Trophies can reach well over a hundred pounds of silver-clad muscle. Catching one is like towing a Volkswagen Beetle with your arms and a stick, then pulling it up a cliff.</w:t>
+        <w:t>Forget that ''Magnum, P.I.'' and ''Miami Vice'' and baseball are television diversions that simply delight millions.</w:t>
         <w:br/>
-        <w:t xml:space="preserve">That's right: cliff. The ulua we are discussing here are fished from a high, rocky Hawaiian shoreline. Any fool can hire Captain Quint and go plunder the deep sea. Ulua fishing, island style, means no boat, no sonar to track your monster, no mates to land it for you and winch it high for manly posing at the dock. It's just you, with a rod and bait, plus muscle and courage. </w:t>
+        <w:t>''Magnum, P.I.'' has endured because it ''acknowledges a pluralist and mobile working class'' and ''rejects the oppressiveness of class stratification,'' said Mary Beth Haralovich, of the Department of Media Arts at the University of Arizona.</w:t>
         <w:br/>
-        <w:t xml:space="preserve">  That is what I tried to muster on a trip to the Big Island of Hawaii in May. The island, with its smoldering volcano and jagged-lava coastline, is the best place in Hawaii for shoreline ulua fishing, and I went there to find one of the island's best ulua fishermen, Desmond Valentin, a 40-year-old member of the Hilo Casting Club. Desmond holds the club's ulua record, for a 136.6-pound fish he caught in 2010. It landed him on the cover of Hawaii Fishing News</w:t>
+        <w:t>''Miami Vice'' is not just a glitzy detective show; Sonny Crockett and his fellow agents are symbols, too, of ''melancholia and post-modernity,'' of ''the Reagan restoration,'' in the opinion of Torben Kragh Grodal, a professor of comparative literature.</w:t>
         <w:br/>
-        <w:t xml:space="preserve">  In May, Desmond had made the cover again. The photo showed him standing cliffside in swim trunks and sandals, belly-to-belly with an 89-pound ulua. His brown tattooed arms are bent and locked as he holds up his prize, his fists deep into its blood-red gills. The ulua's eye glares and its mouth hangs open, in the disbelieving frown universal to defeated fish. Desmond's face is mostly hidden by his forearm, but his eyes are smiling.</w:t>
+        <w:t>Even baseball on television is not simply, well, baseball. The game's ''narrative structure'' is dominated by announcers who seek, through language, interpretation and controlling what a viewer sees, ''to achieve the seamless transparency of the classic Hollywood cinema,'' said Roberta Pearson, professor of mass communications at Pennsylvania State University.</w:t>
         <w:br/>
-        <w:t xml:space="preserve">  The fish looked big enough to swallow his head.</w:t>
-        <w:br/>
-        <w:t xml:space="preserve">  The sun was sinking over Ka Lae, or South Point, the bottom corner of the fat triangle of the Big Island, the southernmost point in the United States. Desmond's truck heaved and dipped on red-dirt ruts as if on ocean swells. We were headed to the edge, a high, dusty promontory that drops off in a jumble of lava and coral, where two deep-ocean currents meet and huge fish gather. South Point is thought to have been the first landfall of the Polynesians who sailed up in ancient times from the South Pacific. Hawaiians have been fishing there for maybe a thousand years.</w:t>
-        <w:br/>
-        <w:t xml:space="preserve">  I had met Desmond, a short, muscular man with tousled black hair and an ulua tattoo on his left arm, that morning at Tokunaga's, a fishing-supply store in Hilo that sponsors the biggest ulua tournament in the state. Though it was still a couple of weeks before the competition, Desmond knew that some hard-core ulua guys had already staked out spots at South Point. He offered to introduce me, and on the 80-mile drive, told me the basics of how ulua fishing was done.</w:t>
-        <w:br/>
-        <w:t xml:space="preserve">  ''One of the most important things is, always respect the water,'' he said, ''because the ocean can kill you at any time.''</w:t>
-        <w:br/>
-        <w:t xml:space="preserve">  Desmond parked under a lighthouse, near the stone ruins of a fishing heiau, or temple, built under King Kamehameha the Great, who united the islands in the 18th century. We walked toward a tarp to say hello to a couple of fishermen who were carrying on the tradition. They were camped out, with nylon cots and instant coffee and beef stew. The wind whipped at our backs, heading out to sea, as it always does at South Point.</w:t>
-        <w:br/>
-        <w:t xml:space="preserve">  Hawaiians of old fished from canoes, and historical markers on the cliffside at South Point point out smooth holes for mooring ropes punctured in the lava centuries ago. We walked to where several rods were lined up, stepping carefully around knife-edged pockmarks in the lava that had been drenched by earlier waves and were now ringed with salt.</w:t>
-        <w:br/>
-        <w:t xml:space="preserve">  The challenge in catching ulua from shore starts with getting a baited hook in front of a fish. You use a 12½- to 13-foot graphite rod, custom-made for ulua, light but very stiff. The reel is loaded with about 250 to 300 yards of 80-pound monofilament line, which holds up better than braided line when rubbed against rocks and coral. The hooks are fat and the lead sinkers have wire prongs, to hold the bottom in strong currents.</w:t>
-        <w:br/>
-        <w:t xml:space="preserve">  Casting with bait is impossible at these heights and distances -- the combination of sinker, leader and heavy baited hook would lead to a helicoptering tangle of lines. So you cast a line with the sinker alone, like a bullet. Then you take a separate leader with a hook on one end and a corkscrewlike sliding clip on the other. Hook on some fresh bait -- often octopus or eel, whole or in chunks -- clip the leader to the main line and zip it down to fish-level. Then place the rod in a holder, a cowbell on the rod tip, set the drag and wait.</w:t>
-        <w:br/>
-        <w:t xml:space="preserve">  Waiting is slow. It can take all night. It can take days. The fishermen we met were in no rush. ''This past couple months we been holding this spot,'' said one of them, Edwin Cabanting. ''We got a lot of friends who want to fish over here, so we just alternate to hold the spot for the tournament.''</w:t>
-        <w:br/>
-        <w:t xml:space="preserve">  Ulua fishing is a working-class sport, and competitors are serious amateurs. Edwin is a retired sanitation worker. Desmond works for a cesspool company; he couldn't get free till the weekend. Edwin poured coffee for Desmond and me, and I listened as they talked about fishing.</w:t>
-        <w:br/>
-        <w:t xml:space="preserve">  The rhythm: ''Some days we sleep a lot. Some days we fish a lot.''</w:t>
-        <w:br/>
-        <w:t xml:space="preserve">  The competition: Sea turtles, which steal bait, and monk seals, which scare fish away. Sharks -- Galápagos, white tips, brown reef sharks, tigers -- which are no fun to catch; when you have one on the line, you cut the line.</w:t>
-        <w:br/>
-        <w:t xml:space="preserve">  The techniques: Some fishermen solve the casting problem with a more exotic trick peculiar to South Point -- they tie a weighted line to a large inflated trash bag that carries it out far on the offshore wind. Trash-bag fishermen catch sailfish, tuna, mahi-mahi and other big-game creatures, but are not generally fishing for ulua. Their tactics are not sanctioned by the Tokunaga tournament.</w:t>
-        <w:br/>
-        <w:t xml:space="preserve">  ­</w:t>
-        <w:br/>
-        <w:t xml:space="preserve">  It soon was dark, with no stars. I asked Edwin about the spookiness, with the temple ruins behind us.</w:t>
-        <w:br/>
-        <w:t xml:space="preserve">  ''We try not to swear around here, be respectful,'' he said. Once in a while, he said, they placed stones wrapped in ti leaves by the heiau, a Hawaiian gesture of respect.</w:t>
-        <w:br/>
-        <w:t xml:space="preserve">  And, like many in Hawaii who give credence to tales of the supernatural, they kept an eye out for the Night Marchers, ghostly apparitions said to walk ancient seaside trails at night. Or a woman in white riding a horse: the volcano goddess, Pele.</w:t>
-        <w:br/>
-        <w:t xml:space="preserve">  ''One time I was over there with my friend,'' Edwin said, pointing up the coast. ''I went to look for him, I saw some of his gear on the rocks, my hair just stood up, so I packed up and I left. He got scared -- he told me he saw the lady on the horse.''</w:t>
-        <w:br/>
-        <w:t xml:space="preserve">  At some point Desmond cut him off -- he thought he had heard the bell on a rod. We hadn't, but he was sure of it. ''I heard that loud and clear -- clangalangalang!''</w:t>
-        <w:br/>
-        <w:t xml:space="preserve">  We went and looked: nothing. The conversation resumed.</w:t>
-        <w:br/>
-        <w:t xml:space="preserve">  ''We love to fish nighttime,'' Edwin said. ''We'll probably stay up all night, until about 3, 4 o'clock.''</w:t>
-        <w:br/>
-        <w:t xml:space="preserve">  ''As soon as you fall asleep,'' Desmond said, ''that's when it's going to strike -- zing!''</w:t>
-        <w:br/>
-        <w:t xml:space="preserve">  ''Or when you eating dinner.''</w:t>
-        <w:br/>
-        <w:t xml:space="preserve">  ''Right when you get ready for deep sleep, that's when.''</w:t>
-        <w:br/>
-        <w:t xml:space="preserve">  ­</w:t>
-        <w:br/>
-        <w:t xml:space="preserve">  The scariest part of ulua fishing isn't seeing ghosts or losing sleep, it's getting a fish to shore. Fish are pulled up using a slide gaff that is tied to a rope and sent down the main line, the same way you deliver bait. Landing a fish this way sounds straightforward, but the dangers are self-evident: clambering over slick, sharp, wave-battered rocks at great heights -- often in the dark. If OSHA covered ulua guys, they would be wearing safety harnesses, neoprene wet suits, crash helmets, spiked boots and armored gloves. What they actually wear are T-shirts, shorts and rubber slippers. Or tabi, Japanese booties, to keep the lava from shredding their feet.</w:t>
-        <w:br/>
-        <w:t xml:space="preserve">  Desmond told me that ulua guys rely on caution and common sense, knowing the constant risk of being swept out to sea: ''Always try to have a partner in case something goes wrong. He can throw you a cooler, a floating device, a rope, something -- or cast another pole out and you can wrap your hand around the line, he can pull you in. He can call 911.''</w:t>
-        <w:br/>
-        <w:t xml:space="preserve">  Desmond had to be at work early the next morning, so we drove back to Hilo, through a gentle rain. Outside Hawaii Volcanoes National Park, the low sky above the ohia forest glowed red-orange, as if irradiated, from the lava that has been flowing out of Kilauea volcano since the early 1980s.</w:t>
-        <w:br/>
-        <w:t xml:space="preserve">  I went alone the next day to one of the most beautiful spots for ulua fishing and one of the most treacherous: MacKenzie State Park, in the Puna district, southeast of Hilo, lushly overgrown with ferns and ironwood trees. The camping and picnicking area ends abruptly at the ocean in a high, vertical, black-brown lava ledge, as if God had broken off a lava brownie with his thumbs.</w:t>
-        <w:br/>
-        <w:t xml:space="preserve">  A southern swell was raging against the cliffs when I got there, hoping to do some fishing of my own. Signs warned of the risk of imminent death: The ledge was unstable and could break off at any time. Near one sign stood a small wooden cross, draped in a wilted flower lei.</w:t>
-        <w:br/>
-        <w:t xml:space="preserve">  The low whoomp of waves smashing rock said: Maybe you don't want to do this. I left my rod in the car, and went over to talk with some fishermen sitting in folding chairs under a tarp by their trucks. They had a little ulua -- maybe 18 pounds -- on ice in a cooler. They had placed their rods in holders at the edge of the cliff, and another one farther out, on a promontory jutting like a ship's prow into the waves. Getting to it required hiking down the cliff, crossing wet rocks, then Spider-Manning up again to the rocky point.</w:t>
-        <w:br/>
-        <w:t xml:space="preserve">  This was where Desmond had caught his 89-pounder. I was taking a photo of the spot, in what I thought was a respectful distance from the edge, when -- blam -- I got drenched by the splatter of a huge wave. I felt a flash of embarrassed irritation, plus a little surge of fear.</w:t>
-        <w:br/>
-        <w:t xml:space="preserve">  ''I used to get mad,'' Desmond had told me, ''because when get choke wind'' -- ''choke'' is Hawaiian slang for ''plenty'' -- ''the water spray on me, and so I used to yell, attack the ocean, swear at the ocean. My Uncle Rody told me, brah, you cannot do that, 'cause you gotta always respect the ocean. And I was like, 'Aaah, never.' And he got mad at me for doing that, which he had the right to.</w:t>
-        <w:br/>
-        <w:t xml:space="preserve">  ''The next fishing trip that I went, before I set up camp and everything, I walked up to the point and I said my apology. I went, 'I'm sorry, I apologize, last time I was here I was swearing at you, I just want to apologize.'''</w:t>
-        <w:br/>
-        <w:t xml:space="preserve">  Desmond dates his fishing good fortune to that cliffside reconciliation. To him success requires good karma above all, but also good ears, to hear when your moment arrives over the constant crash of waves.</w:t>
-        <w:br/>
-        <w:t xml:space="preserve">  ''If it's only the bells, it's probably one lobster or papio'' -- a baby ulua -- ''playing with 'em, pulling on your bait. But when you hear that ratchet, oh my God. That is like music to your ears. You hear that, it's like: YESS!''</w:t>
-        <w:br/>
-        <w:t xml:space="preserve">  The zinging of the drag is the beginning of the death struggle. You'll know it's an ulua from the pop and fight in the rod -- a big shark on the line, by contrast, is like a truck rolling away from you in neutral. When it's a ulua you have to be careful taking the rod out of its holder, so it's not yanked out of your arms.</w:t>
-        <w:br/>
-        <w:t xml:space="preserve">  You try to hold your ground. Then you try to pull the fish in your direction, click by click on the reel's ratchet. Landing the 136.6-pounder took 45 minutes, Desmond said, that felt like hours.</w:t>
-        <w:br/>
-        <w:t xml:space="preserve">  ''My arms were just cramped up. Locked up. At the end, honestly, I wanted to quit. I wanted to put that pole down and just rub the line on the rocks. Because I was just so tired. I wanted to quit.''</w:t>
-        <w:br/>
-        <w:t xml:space="preserve">  But all he could think of -- besides resting -- was his uncle and friends teasing him for letting a monster get away.</w:t>
-        <w:br/>
-        <w:t xml:space="preserve">  ''I had to put the pole right here,'' Desmond said, showing how he held it to his chest and wrapped it in two deadened arms. ''I had to hug it and then pull, just put the butt on the ground and just pull it, and watch the tip slowly just ­</w:t>
-        <w:br/>
-        <w:t xml:space="preserve">  ''It was just dead weight. All your veins are popping, everything's so sore, your lower back especially. In the beginning it's not so bad. During the fight and the ending part, your lower back. Literally you gotta go on your knees almost, and just try to hold that pole.''</w:t>
-        <w:br/>
-        <w:t xml:space="preserve">  The fish, eventually, gave up before Desmond did. He dragged it onto the pavement. He lay down beside it and closed his eyes.</w:t>
-        <w:br/>
-        <w:t xml:space="preserve">  ­</w:t>
-        <w:br/>
-        <w:t xml:space="preserve">  Driving back to Hilo from MacKenzie, I marveled at Desmond's low-key gonzo heroism. Lacking that, as well as the right equipment, calm seas, ample time and a fully suppressed survival instinct, I realized that a monster ulua was not in my immediate future.</w:t>
-        <w:br/>
-        <w:t xml:space="preserve">  But I did stop at a beach park just outside Hilo, on the eastern shore, where the shallow water in late afternoon was glassy. A stand-up paddle boarder glided slowly by, as if poling on the bayou, though this was the Pacific Ocean. I stood on rocks and looked down at three sea turtles, grazing on a ledge. For an hour or so I cast and retrieved a little rubber worm, hoping for a papio.</w:t>
-        <w:br/>
-        <w:br/>
-        <w:t>http://www.nytimes.com/2014/12/07/travel/casting-for-a-big-fish-on-the-big-island-of-hawaii.html</w:t>
-        <w:br/>
-        <w:br/>
-        <w:t>Graphic</w:t>
-        <w:br/>
+        <w:t>Analyzing television with the same fervor that other scholars might examine the text of Joyce's ''Ulysses,'' several hundred academics from 22 nations have gathered in London for a three-day conference sponsored by the British Film Institute and the University of London's Institute of Education.</w:t>
         <w:br/>
         <w:t xml:space="preserve"> </w:t>
         <w:br/>
-        <w:t>PHOTOS: Top, fishing for ulua on the volcanic rocks at South Point. Middle, from left, Devin Hallingstad caught a 120-pound ulua at South Point</w:t>
+        <w:t>A Lot of Low-Brow Taping</w:t>
         <w:br/>
-        <w:t>Kumo Saito with a 135-pounder he caught in 1954. Above, Desmond Valentin by the treacherous cliffs and pounding waves at Kapoho on the Big Island. (PHOTOGRAPHS BY CORY LUM FOR THE NEW YORK TIMES</w:t>
+        <w:t>Intended to look at the future of television in the 1990's, the conference, nonetheless, focused on somber, even arcane, discussions of successful programs of the 1980's. The ''Cosby Show,'' ''Dallas,'' ''Dynasty,'' ''Hill Street Blues,'' ''Cagney and Lacey,'' soap operas and, above all, ''Magnum, P.I.,'' were probed with an intensity that made one point plain: numerous academics in ''communications'' and ''media studies'' departments around the United States and elsewhere have been spending a lot of time taping the kinds of programs that many intellectuals ordinarily scorn.</w:t>
         <w:br/>
-        <w:t xml:space="preserve"> HAWAII FISHING NEWS) MAP</w:t>
+        <w:t>''Soap operas retain this immense popularity'' among academics, remarked the conference's keynote speaker, Stuart Hall, a sociology professor at the Open University in Britain. ''I've always suspected that the preoccupation with soap operas is a kind of coming out of the researcher.'' The comment drew some nervous uneasy laughter.</w:t>
+        <w:br/>
+        <w:t>Later, at a conference on ''class and gender in popular television,'' the moderator, Charlotte Brunsdon, a lecturer at the University of Warwick, England, said, ''I'm not a fan but I always seem to be getting papers on ''Magnum, P.I.'' I wonder why.''</w:t>
+        <w:br/>
+        <w:t>Ms. Haralovich, an expert on ''Magnum, P.I.,'' had a 36-page response. Reading her paper before a rapt audience, Ms. Haralovich said that Magnum, a Vietnam veteran working in Hawaii, who is played by Tom Selleck, was enormously popular because ''his character and the program are designed to celebrate attributes of the working class.''</w:t>
+        <w:br/>
+        <w:t xml:space="preserve"> </w:t>
+        <w:br/>
+        <w:t>Working-Class Fantasy</w:t>
+        <w:br/>
+        <w:t>''He's a fantasy of the working class,'' Ms. Haralovich in a panel discussion. ''He's like Krystal Carrington in 'Dynasty.' They've both moved into money but retain middle-class morality.''</w:t>
+        <w:br/>
+        <w:t>Mr. Hall, the keynote speaker, spoke in an almost pained way about the overall failure of academics to have an impact on the medium they examine so relentlessly. ''You are both strategic and marginal,'' Mr. Hall said at the conclusion of a speech in which he discussed the ''globalization'' of television across the developed and underdeveloped world. ''The world will be remade over the next 20 years by the medium we study,'' he said. Mr. Hall added that ''the frustrating thing'' was that academics know more about television now than in the past, ''but no one is remotely interested in that fact.''</w:t>
+        <w:br/>
+        <w:t>At the discussions within the conference, the third held at the education institute, papers and debates centered on such issues as television viewing in Europe, Asia and Africa, studies of deregulation and cable programming, and the explorations of numerous successful American television programs shown around the world.</w:t>
+        <w:br/>
+        <w:t>Several discussions took up the ways various audiences responded to certain programs. Andrea Press of the Department of Communications at the University of Michigan said case studies showed that ''working class'' and ''middle class'' women responded in substantially different ways to various women on American television. Perhaps the most-watched woman in television history, Lucille Ball, of the ''I Love Lucy'' show, was especially popular among middle-class women. 'Strong' or 'Sneaky'? These viewers ''noticed the feminist aspects of the Lucy character,'' and identified her as a ''strong, independent role model,'' Ms. Press said. Working-class women ''noticed her strength, but labeled it 'manipulative,' 'sneaky,' '' Ms. Press said.</w:t>
+        <w:br/>
+        <w:t>One of the more critical papers was given by Patricia L. Skinner of the University of Arizona, who examined the ''Cosby Show'' in relation to others involving black families. Rather than view the show as a ''breakthrough'' program, Ms. Skinner said it was, essentially, a return to family-oriented sitcoms like ''The Ozzie and Harriet Show.''</w:t>
       </w:r>
     </w:p>
     <w:sectPr>

--- a/example_articles/states/Hawaii/3.states_Hawaii_New_York_Times.docx
+++ b/example_articles/states/Hawaii/3.states_Hawaii_New_York_Times.docx
@@ -32,7 +32,7 @@
     </w:p>
     <w:p>
       <w:r>
-        <w:t>Raw locations result, 'locations': ['Hawaii', 'NA']</w:t>
+        <w:t>Raw locations result, 'locations': ['Hawaii']</w:t>
       </w:r>
     </w:p>
     <w:p>

--- a/example_articles/states/Hawaii/3.states_Hawaii_New_York_Times.docx
+++ b/example_articles/states/Hawaii/3.states_Hawaii_New_York_Times.docx
@@ -7,7 +7,9 @@
         <w:pStyle w:val="Heading1"/>
       </w:pPr>
       <w:r>
-        <w:t>Academics Analyze TV As If Soaps Were Opera</w:t>
+        <w:t>In School;</w:t>
+        <w:br/>
+        <w:t>A language may yet live on as long as children can say, E 'olelo Hawai'i wale no ma 'ane'i.</w:t>
       </w:r>
     </w:p>
     <w:p>
@@ -17,17 +19,17 @@
     </w:p>
     <w:p>
       <w:r>
-        <w:t>Date: 1988-07-22</w:t>
+        <w:t>Date: 1994-08-17</w:t>
       </w:r>
     </w:p>
     <w:p>
       <w:r>
-        <w:t>Section: Section C; Page 26, Column 5; Cultural Desk</w:t>
+        <w:t>Section: Section B; ; Section B;  Page 9;  Column 5;  National Desk;  Education Page; Column 5; ; Education Page</w:t>
       </w:r>
     </w:p>
     <w:p>
       <w:r>
-        <w:t>Source file: NYT/16.DOCX</w:t>
+        <w:t>Source file: NYT/43.DOCX</w:t>
       </w:r>
     </w:p>
     <w:p>
@@ -49,41 +51,55 @@
     </w:p>
     <w:p>
       <w:r>
-        <w:t>Forget that ''Magnum, P.I.'' and ''Miami Vice'' and baseball are television diversions that simply delight millions.</w:t>
+        <w:t>"Aloha!" the teacher said, greeting the 16 preschoolers as they arrived at the door of their classroom.</w:t>
         <w:br/>
-        <w:t>''Magnum, P.I.'' has endured because it ''acknowledges a pluralist and mobile working class'' and ''rejects the oppressiveness of class stratification,'' said Mary Beth Haralovich, of the Department of Media Arts at the University of Arizona.</w:t>
+        <w:t>"Aloha!" the children responded in an off-key chorus as they formed a circle on the floor under a sign that read, "E 'olelo Hawai'i wale no ma 'ane'i" ("Only Hawaiian spoken here").</w:t>
         <w:br/>
-        <w:t>''Miami Vice'' is not just a glitzy detective show; Sonny Crockett and his fellow agents are symbols, too, of ''melancholia and post-modernity,'' of ''the Reagan restoration,'' in the opinion of Torben Kragh Grodal, a professor of comparative literature.</w:t>
+        <w:t>One by one, the youngsters recited their names and the names of their parents and siblings in Hawaiian -- with a little prodding from Lolena Nicholas, a native islander who grew up speaking the language and is now on a mission to teach the 13-letter Hawaiian alphabet to a new generation.</w:t>
         <w:br/>
-        <w:t>Even baseball on television is not simply, well, baseball. The game's ''narrative structure'' is dominated by announcers who seek, through language, interpretation and controlling what a viewer sees, ''to achieve the seamless transparency of the classic Hollywood cinema,'' said Roberta Pearson, professor of mass communications at Pennsylvania State University.</w:t>
+        <w:t>Ms. Nicholas is the head teacher at Punana Leo O Honolulu (loosely, Language Nest in Honolulu), a private preschool in an unadorned working-class neighborhood not far from the glitter of Waikiki Beach here on the island of Oahu. The students are the youngest soldiers in a 10-year statewide battle to fan the embers of a dying language.</w:t>
         <w:br/>
-        <w:t>Analyzing television with the same fervor that other scholars might examine the text of Joyce's ''Ulysses,'' several hundred academics from 22 nations have gathered in London for a three-day conference sponsored by the British Film Institute and the University of London's Institute of Education.</w:t>
+        <w:t>Hawaiian is a melodic language with soft edges that is closely related to other South Pacific languages, like Samoan. And its preservation means everything to many native islanders.</w:t>
+        <w:br/>
+        <w:t>The campaign to expand the use of Hawaiian reflects a growing movement by native islanders to protect their culture from oblivion. After years of lobbying the Hawaii Legislature by native islander groups, the State Department of Education began financing immersion language classes.</w:t>
+        <w:br/>
+        <w:t>This year, the effort will receive nearly $900,000 from the state, which has supported the program financially since 1984.</w:t>
+        <w:br/>
+        <w:t>"A few years ago, the Hawaiian language was on the brink of extinction," said Mokihana Watson, the director of Punana Leo, who often conducts the school's business over the telephone in Hawaiian. "A majority of Hawaiian people don't speak their native language anymore. But Hawaii is the only state in the nation that has two official languages, English and Hawaiian, and once we lose Hawaiian we'll be like any other state."</w:t>
+        <w:br/>
+        <w:t>Hawaiian language training on this majestic island-state starts early -- in selected public and private preschools. And it starts full throttle: teachers use the immersion approach, in which only the language being learned is used throughout the school day.</w:t>
+        <w:br/>
+        <w:t>The program has generated interest on the United States mainland, particularly among representatives of the Cherokee and Mohawk nations.</w:t>
+        <w:br/>
+        <w:t>But Ms. Watson said that jump-starting a fading language, though popular among many native islanders, has met opposition. Some has even come from native islanders, who wonder why children should be taught a language they'll rarely have cause to use. Even businesses rarely use it anymore, critics said.</w:t>
+        <w:br/>
+        <w:t>But Ms. Watson responds, "Without our language, our culture is gone." Though there is little practical use of the Hawaiian language now, she added, many real estate transactions were recorded in Hawaiian, and there are still isolated communities where Hawaiian is the main language or the only one.</w:t>
+        <w:br/>
+        <w:t>The politics of language matter little to the children, who are drilled constantly in the pronunciation and meaning of words through a homemade curriculum. There are no textbooks, so the schools write their own, using Hawaiian folklore that emphasizes the love of the land and the sea.</w:t>
+        <w:br/>
+        <w:t>There are Western books, too, but Hawaiian translations have been taped over the English words. One book features a little girl holding the hands of her two grandmothers, one in traditional Western dress and the other in Hawaiian flowered dress, a reference to the mixed lineage of many of the children.</w:t>
+        <w:br/>
+        <w:t>The children are coached to count in Hawaiian, with some help from brightly colored posters that list the numbers from elua (1) to iwa kalua (20).</w:t>
+        <w:br/>
+        <w:t>In part because they are so young and soak up knowledge rapidly, the students quickly become fluent. "They are like sponges," Ms. Watson said.</w:t>
+        <w:br/>
+        <w:t>The lessons continue at recess: using English is also banned then. Under the leafy boughs of a mango tree, the children chatter in Hawaiian. Some practice the alphabet, carefully pronouncing each letter, the first five of which are the vowels: A, E, I, O and U; the pronunciation closely follows the pronunciation of the English alphabet. The other letters, H, K, L, M, N, P and W, also carry the pronunciations of the English consonants. The 13th letter is an apostrophe turned backwards and pronounced "okina."</w:t>
+        <w:br/>
+        <w:t>Over and over they repeat the alphabet as Ms. Nicholas listens with a sharp ear, despite the laughter of classmates who watch others climb a mango tree, its still-green fruit bobbing in the breeze.</w:t>
+        <w:br/>
+        <w:t>Many of the youngsters, like 4-year-old Kaimiola Gora-Aina, come from families in which the parents, if they do not speak the language themselves, had grandparents who did. For example, Lilinoe Wong, a teacher and parent, said: "My grandmother spoke it, and I grew up listening to it. But when she died, we stopped hearing it."</w:t>
+        <w:br/>
+        <w:t>That prompted Ms. Wong to enroll her older son, now 10, in the Punana Leo school. She and her husband, Laiana, a language professor who teaches Hawaiian at the University of Hawaii in Honolulu, eventually took night classes themselves. Now Ms. Wong teaches Hawaiian at Punana Leo.</w:t>
+        <w:br/>
+        <w:t>Next year, she said, they plan to enroll their 3-year-old son in the preschool program, a fresh recruit in the struggle to save a language.</w:t>
+        <w:br/>
+        <w:br/>
+        <w:t>Graphic</w:t>
+        <w:br/>
         <w:br/>
         <w:t xml:space="preserve"> </w:t>
         <w:br/>
-        <w:t>A Lot of Low-Brow Taping</w:t>
-        <w:br/>
-        <w:t>Intended to look at the future of television in the 1990's, the conference, nonetheless, focused on somber, even arcane, discussions of successful programs of the 1980's. The ''Cosby Show,'' ''Dallas,'' ''Dynasty,'' ''Hill Street Blues,'' ''Cagney and Lacey,'' soap operas and, above all, ''Magnum, P.I.,'' were probed with an intensity that made one point plain: numerous academics in ''communications'' and ''media studies'' departments around the United States and elsewhere have been spending a lot of time taping the kinds of programs that many intellectuals ordinarily scorn.</w:t>
-        <w:br/>
-        <w:t>''Soap operas retain this immense popularity'' among academics, remarked the conference's keynote speaker, Stuart Hall, a sociology professor at the Open University in Britain. ''I've always suspected that the preoccupation with soap operas is a kind of coming out of the researcher.'' The comment drew some nervous uneasy laughter.</w:t>
-        <w:br/>
-        <w:t>Later, at a conference on ''class and gender in popular television,'' the moderator, Charlotte Brunsdon, a lecturer at the University of Warwick, England, said, ''I'm not a fan but I always seem to be getting papers on ''Magnum, P.I.'' I wonder why.''</w:t>
-        <w:br/>
-        <w:t>Ms. Haralovich, an expert on ''Magnum, P.I.,'' had a 36-page response. Reading her paper before a rapt audience, Ms. Haralovich said that Magnum, a Vietnam veteran working in Hawaii, who is played by Tom Selleck, was enormously popular because ''his character and the program are designed to celebrate attributes of the working class.''</w:t>
-        <w:br/>
-        <w:t xml:space="preserve"> </w:t>
-        <w:br/>
-        <w:t>Working-Class Fantasy</w:t>
-        <w:br/>
-        <w:t>''He's a fantasy of the working class,'' Ms. Haralovich in a panel discussion. ''He's like Krystal Carrington in 'Dynasty.' They've both moved into money but retain middle-class morality.''</w:t>
-        <w:br/>
-        <w:t>Mr. Hall, the keynote speaker, spoke in an almost pained way about the overall failure of academics to have an impact on the medium they examine so relentlessly. ''You are both strategic and marginal,'' Mr. Hall said at the conclusion of a speech in which he discussed the ''globalization'' of television across the developed and underdeveloped world. ''The world will be remade over the next 20 years by the medium we study,'' he said. Mr. Hall added that ''the frustrating thing'' was that academics know more about television now than in the past, ''but no one is remotely interested in that fact.''</w:t>
-        <w:br/>
-        <w:t>At the discussions within the conference, the third held at the education institute, papers and debates centered on such issues as television viewing in Europe, Asia and Africa, studies of deregulation and cable programming, and the explorations of numerous successful American television programs shown around the world.</w:t>
-        <w:br/>
-        <w:t>Several discussions took up the ways various audiences responded to certain programs. Andrea Press of the Department of Communications at the University of Michigan said case studies showed that ''working class'' and ''middle class'' women responded in substantially different ways to various women on American television. Perhaps the most-watched woman in television history, Lucille Ball, of the ''I Love Lucy'' show, was especially popular among middle-class women. 'Strong' or 'Sneaky'? These viewers ''noticed the feminist aspects of the Lucy character,'' and identified her as a ''strong, independent role model,'' Ms. Press said. Working-class women ''noticed her strength, but labeled it 'manipulative,' 'sneaky,' '' Ms. Press said.</w:t>
-        <w:br/>
-        <w:t>One of the more critical papers was given by Patricia L. Skinner of the University of Arizona, who examined the ''Cosby Show'' in relation to others involving black families. Rather than view the show as a ''breakthrough'' program, Ms. Skinner said it was, essentially, a return to family-oriented sitcoms like ''The Ozzie and Harriet Show.''</w:t>
+        <w:t>Photo: Halia Marks, 5, plays a sorting game with shells, called Hookaawale, in which only Hawaiian is spoken at her preschool. (Ken Ige for The New York Times)</w:t>
       </w:r>
     </w:p>
     <w:sectPr>
